--- a/Technical_Debt_Plan.docx
+++ b/Technical_Debt_Plan.docx
@@ -194,7 +194,7 @@
                 <w:b w:val="0"/>
                 <w:sz w:val="24"/>
               </w:rPr>
-              <w:t>Critical (Fixed in Step 0)</w:t>
+              <w:t>Critical (Fixed by Supabase Auth)</w:t>
             </w:r>
           </w:p>
         </w:tc>
@@ -226,7 +226,7 @@
                 <w:b w:val="0"/>
                 <w:sz w:val="24"/>
               </w:rPr>
-              <w:t>Missing Automated Tests</w:t>
+              <w:t>Missing Automated E2E Tests</w:t>
             </w:r>
           </w:p>
         </w:tc>
@@ -241,7 +241,7 @@
                 <w:b w:val="0"/>
                 <w:sz w:val="24"/>
               </w:rPr>
-              <w:t>Time constraints</w:t>
+              <w:t>48-hour Time constraints</w:t>
             </w:r>
           </w:p>
         </w:tc>
@@ -380,7 +380,7 @@
                 <w:b w:val="0"/>
                 <w:sz w:val="24"/>
               </w:rPr>
-              <w:t>Hardcoded Values</w:t>
+              <w:t>Tightly Coupled Payment API</w:t>
             </w:r>
           </w:p>
         </w:tc>
@@ -395,7 +395,7 @@
                 <w:b w:val="0"/>
                 <w:sz w:val="24"/>
               </w:rPr>
-              <w:t>Currency symbols partially hardcoded</w:t>
+              <w:t>Payment Integrations (Hubtel/Paystack) are hardcoded into components</w:t>
             </w:r>
           </w:p>
         </w:tc>
@@ -410,7 +410,7 @@
                 <w:b w:val="0"/>
                 <w:sz w:val="24"/>
               </w:rPr>
-              <w:t>Limited localization</w:t>
+              <w:t>Limited extensibility</w:t>
             </w:r>
           </w:p>
         </w:tc>
@@ -425,7 +425,7 @@
                 <w:b w:val="0"/>
                 <w:sz w:val="24"/>
               </w:rPr>
-              <w:t>Low</w:t>
+              <w:t>Medium</w:t>
             </w:r>
           </w:p>
         </w:tc>
@@ -457,7 +457,7 @@
           <w:b w:val="0"/>
           <w:sz w:val="24"/>
         </w:rPr>
-        <w:t>Phase 1 (Immediate): TD1 (Auth) fixed by migrating to Supabase auth properly.</w:t>
+        <w:t>Phase 1 (Immediate): TD1 (Auth) fixed by migrating Admin to Supabase auth properly.</w:t>
       </w:r>
     </w:p>
     <w:p>
@@ -470,7 +470,7 @@
           <w:b w:val="0"/>
           <w:sz w:val="24"/>
         </w:rPr>
-        <w:t>Phase 2 (Short Term): Address TD3 by refactoring DashboardPage.jsx into smaller sub-components (RevenueChart, RecentJobs).</w:t>
+        <w:t>Phase 2 (Short Term): Address TD4 by creating a global generic PaymentGatewayService.js.</w:t>
       </w:r>
     </w:p>
     <w:p>
@@ -483,7 +483,20 @@
           <w:b w:val="0"/>
           <w:sz w:val="24"/>
         </w:rPr>
-        <w:t>Phase 3 (Long Term): Implement Jest/React Testing Library for TD2.</w:t>
+        <w:t>Phase 3 (Medium Term): Address TD3 by refactoring DashboardPage.jsx into smaller sub-components (RevenueChart, RecentJobs).</w:t>
+      </w:r>
+    </w:p>
+    <w:p>
+      <w:pPr>
+        <w:spacing w:line="360" w:lineRule="auto" w:after="240"/>
+      </w:pPr>
+      <w:r>
+        <w:rPr>
+          <w:rFonts w:ascii="Times New Roman" w:hAnsi="Times New Roman"/>
+          <w:b w:val="0"/>
+          <w:sz w:val="24"/>
+        </w:rPr>
+        <w:t>Phase 4 (Long Term): Implement Jest/Playwright for TD2.</w:t>
       </w:r>
     </w:p>
     <w:sectPr>

--- a/Technical_Debt_Plan.docx
+++ b/Technical_Debt_Plan.docx
@@ -4,428 +4,96 @@
   <w:body>
     <w:p>
       <w:pPr>
-        <w:pStyle w:val="Heading1"/>
-        <w:spacing w:after="240"/>
+        <w:keepNext/>
+        <w:spacing w:before="280" w:after="160"/>
       </w:pPr>
       <w:r>
         <w:rPr>
           <w:rFonts w:ascii="Times New Roman" w:hAnsi="Times New Roman"/>
           <w:b/>
-          <w:color w:val="000000"/>
-          <w:sz w:val="32"/>
+          <w:i w:val="0"/>
+          <w:color w:val="1E3A8A"/>
+          <w:sz w:val="36"/>
         </w:rPr>
-        <w:t>Technical Debt Register &amp; Repayment Plan</w:t>
+        <w:t>Technical Debt Register &amp; Phased Repayment Plan</w:t>
       </w:r>
     </w:p>
     <w:p>
       <w:pPr>
-        <w:pStyle w:val="Heading2"/>
-        <w:spacing w:after="240"/>
+        <w:spacing w:line="360" w:lineRule="auto" w:after="160"/>
       </w:pPr>
       <w:r>
         <w:rPr>
           <w:rFonts w:ascii="Times New Roman" w:hAnsi="Times New Roman"/>
           <w:b/>
+          <w:i w:val="0"/>
           <w:color w:val="000000"/>
-          <w:sz w:val="28"/>
+          <w:sz w:val="24"/>
         </w:rPr>
-        <w:t>1. Debt Register</w:t>
+        <w:t>Author: Peter Borngreat-Mensah (Student Index: 22424679)</w:t>
+      </w:r>
+    </w:p>
+    <w:p>
+      <w:pPr>
+        <w:spacing w:line="360" w:lineRule="auto" w:after="160"/>
+      </w:pPr>
+      <w:r>
+        <w:rPr>
+          <w:rFonts w:ascii="Times New Roman" w:hAnsi="Times New Roman"/>
+          <w:b w:val="0"/>
+          <w:i w:val="0"/>
+          <w:color w:val="000000"/>
+          <w:sz w:val="24"/>
+        </w:rPr>
+        <w:t>Course: CSCD 602 - Advanced Software Engineering, Department of Computer Science, University of Ghana.</w:t>
       </w:r>
     </w:p>
     <w:tbl>
       <w:tblPr>
-        <w:tblStyle w:val="TableGrid"/>
         <w:tblW w:type="auto" w:w="0"/>
+        <w:jc w:val="center"/>
+        <w:tblLayout w:type="fixed"/>
         <w:tblLook w:firstColumn="1" w:firstRow="1" w:lastColumn="0" w:lastRow="0" w:noHBand="0" w:noVBand="1" w:val="04A0"/>
       </w:tblPr>
       <w:tblGrid>
-        <w:gridCol w:w="1728"/>
-        <w:gridCol w:w="1728"/>
-        <w:gridCol w:w="1728"/>
-        <w:gridCol w:w="1728"/>
-        <w:gridCol w:w="1728"/>
+        <w:gridCol w:w="8640"/>
       </w:tblGrid>
       <w:tr>
         <w:tc>
           <w:tcPr>
-            <w:tcW w:type="dxa" w:w="1728"/>
+            <w:tcW w:type="dxa" w:w="9360"/>
+            <w:shd w:fill="F1F5F9"/>
+            <w:tcBorders>
+              <w:top w:val="none"/>
+              <w:left w:val="single" w:sz="24" w:space="0" w:color="1E3A8A"/>
+              <w:bottom w:val="none"/>
+              <w:right w:val="none"/>
+            </w:tcBorders>
           </w:tcPr>
           <w:p>
+            <w:pPr>
+              <w:spacing w:line="312" w:lineRule="auto" w:after="80"/>
+            </w:pPr>
             <w:r>
               <w:rPr>
                 <w:rFonts w:ascii="Times New Roman" w:hAnsi="Times New Roman"/>
                 <w:b/>
-                <w:sz w:val="24"/>
+                <w:i w:val="0"/>
+                <w:color w:val="1E3A8A"/>
+                <w:sz w:val="22"/>
               </w:rPr>
-              <w:t>ID</w:t>
+              <w:t>NOTE: Technical Debt Philosophy</w:t>
+              <w:br/>
             </w:r>
-          </w:p>
-        </w:tc>
-        <w:tc>
-          <w:tcPr>
-            <w:tcW w:type="dxa" w:w="1728"/>
-          </w:tcPr>
-          <w:p>
-            <w:r>
-              <w:rPr>
-                <w:rFonts w:ascii="Times New Roman" w:hAnsi="Times New Roman"/>
-                <w:b/>
-                <w:sz w:val="24"/>
-              </w:rPr>
-              <w:t>Debt Item</w:t>
-            </w:r>
-          </w:p>
-        </w:tc>
-        <w:tc>
-          <w:tcPr>
-            <w:tcW w:type="dxa" w:w="1728"/>
-          </w:tcPr>
-          <w:p>
-            <w:r>
-              <w:rPr>
-                <w:rFonts w:ascii="Times New Roman" w:hAnsi="Times New Roman"/>
-                <w:b/>
-                <w:sz w:val="24"/>
-              </w:rPr>
-              <w:t>Cause</w:t>
-            </w:r>
-          </w:p>
-        </w:tc>
-        <w:tc>
-          <w:tcPr>
-            <w:tcW w:type="dxa" w:w="1728"/>
-          </w:tcPr>
-          <w:p>
-            <w:r>
-              <w:rPr>
-                <w:rFonts w:ascii="Times New Roman" w:hAnsi="Times New Roman"/>
-                <w:b/>
-                <w:sz w:val="24"/>
-              </w:rPr>
-              <w:t>Impact</w:t>
-            </w:r>
-          </w:p>
-        </w:tc>
-        <w:tc>
-          <w:tcPr>
-            <w:tcW w:type="dxa" w:w="1728"/>
-          </w:tcPr>
-          <w:p>
-            <w:r>
-              <w:rPr>
-                <w:rFonts w:ascii="Times New Roman" w:hAnsi="Times New Roman"/>
-                <w:b/>
-                <w:sz w:val="24"/>
-              </w:rPr>
-              <w:t>Priority</w:t>
-            </w:r>
-          </w:p>
-        </w:tc>
-      </w:tr>
-      <w:tr>
-        <w:tc>
-          <w:tcPr>
-            <w:tcW w:type="dxa" w:w="1728"/>
-          </w:tcPr>
-          <w:p>
             <w:r>
               <w:rPr>
                 <w:rFonts w:ascii="Times New Roman" w:hAnsi="Times New Roman"/>
                 <w:b w:val="0"/>
-                <w:sz w:val="24"/>
+                <w:i/>
+                <w:color w:val="334155"/>
+                <w:sz w:val="21"/>
               </w:rPr>
-              <w:t>TD1</w:t>
-            </w:r>
-          </w:p>
-        </w:tc>
-        <w:tc>
-          <w:tcPr>
-            <w:tcW w:type="dxa" w:w="1728"/>
-          </w:tcPr>
-          <w:p>
-            <w:r>
-              <w:rPr>
-                <w:rFonts w:ascii="Times New Roman" w:hAnsi="Times New Roman"/>
-                <w:b w:val="0"/>
-                <w:sz w:val="24"/>
-              </w:rPr>
-              <w:t>Insecure Auth</w:t>
-            </w:r>
-          </w:p>
-        </w:tc>
-        <w:tc>
-          <w:tcPr>
-            <w:tcW w:type="dxa" w:w="1728"/>
-          </w:tcPr>
-          <w:p>
-            <w:r>
-              <w:rPr>
-                <w:rFonts w:ascii="Times New Roman" w:hAnsi="Times New Roman"/>
-                <w:b w:val="0"/>
-                <w:sz w:val="24"/>
-              </w:rPr>
-              <w:t>Manual profile query for passwords</w:t>
-            </w:r>
-          </w:p>
-        </w:tc>
-        <w:tc>
-          <w:tcPr>
-            <w:tcW w:type="dxa" w:w="1728"/>
-          </w:tcPr>
-          <w:p>
-            <w:r>
-              <w:rPr>
-                <w:rFonts w:ascii="Times New Roman" w:hAnsi="Times New Roman"/>
-                <w:b w:val="0"/>
-                <w:sz w:val="24"/>
-              </w:rPr>
-              <w:t>High Security Risk</w:t>
-            </w:r>
-          </w:p>
-        </w:tc>
-        <w:tc>
-          <w:tcPr>
-            <w:tcW w:type="dxa" w:w="1728"/>
-          </w:tcPr>
-          <w:p>
-            <w:r>
-              <w:rPr>
-                <w:rFonts w:ascii="Times New Roman" w:hAnsi="Times New Roman"/>
-                <w:b w:val="0"/>
-                <w:sz w:val="24"/>
-              </w:rPr>
-              <w:t>Critical (Fixed by Supabase Auth)</w:t>
-            </w:r>
-          </w:p>
-        </w:tc>
-      </w:tr>
-      <w:tr>
-        <w:tc>
-          <w:tcPr>
-            <w:tcW w:type="dxa" w:w="1728"/>
-          </w:tcPr>
-          <w:p>
-            <w:r>
-              <w:rPr>
-                <w:rFonts w:ascii="Times New Roman" w:hAnsi="Times New Roman"/>
-                <w:b w:val="0"/>
-                <w:sz w:val="24"/>
-              </w:rPr>
-              <w:t>TD2</w:t>
-            </w:r>
-          </w:p>
-        </w:tc>
-        <w:tc>
-          <w:tcPr>
-            <w:tcW w:type="dxa" w:w="1728"/>
-          </w:tcPr>
-          <w:p>
-            <w:r>
-              <w:rPr>
-                <w:rFonts w:ascii="Times New Roman" w:hAnsi="Times New Roman"/>
-                <w:b w:val="0"/>
-                <w:sz w:val="24"/>
-              </w:rPr>
-              <w:t>Missing Automated E2E Tests</w:t>
-            </w:r>
-          </w:p>
-        </w:tc>
-        <w:tc>
-          <w:tcPr>
-            <w:tcW w:type="dxa" w:w="1728"/>
-          </w:tcPr>
-          <w:p>
-            <w:r>
-              <w:rPr>
-                <w:rFonts w:ascii="Times New Roman" w:hAnsi="Times New Roman"/>
-                <w:b w:val="0"/>
-                <w:sz w:val="24"/>
-              </w:rPr>
-              <w:t>48-hour Time constraints</w:t>
-            </w:r>
-          </w:p>
-        </w:tc>
-        <w:tc>
-          <w:tcPr>
-            <w:tcW w:type="dxa" w:w="1728"/>
-          </w:tcPr>
-          <w:p>
-            <w:r>
-              <w:rPr>
-                <w:rFonts w:ascii="Times New Roman" w:hAnsi="Times New Roman"/>
-                <w:b w:val="0"/>
-                <w:sz w:val="24"/>
-              </w:rPr>
-              <w:t>Regression risks during updates</w:t>
-            </w:r>
-          </w:p>
-        </w:tc>
-        <w:tc>
-          <w:tcPr>
-            <w:tcW w:type="dxa" w:w="1728"/>
-          </w:tcPr>
-          <w:p>
-            <w:r>
-              <w:rPr>
-                <w:rFonts w:ascii="Times New Roman" w:hAnsi="Times New Roman"/>
-                <w:b w:val="0"/>
-                <w:sz w:val="24"/>
-              </w:rPr>
-              <w:t>High</w:t>
-            </w:r>
-          </w:p>
-        </w:tc>
-      </w:tr>
-      <w:tr>
-        <w:tc>
-          <w:tcPr>
-            <w:tcW w:type="dxa" w:w="1728"/>
-          </w:tcPr>
-          <w:p>
-            <w:r>
-              <w:rPr>
-                <w:rFonts w:ascii="Times New Roman" w:hAnsi="Times New Roman"/>
-                <w:b w:val="0"/>
-                <w:sz w:val="24"/>
-              </w:rPr>
-              <w:t>TD3</w:t>
-            </w:r>
-          </w:p>
-        </w:tc>
-        <w:tc>
-          <w:tcPr>
-            <w:tcW w:type="dxa" w:w="1728"/>
-          </w:tcPr>
-          <w:p>
-            <w:r>
-              <w:rPr>
-                <w:rFonts w:ascii="Times New Roman" w:hAnsi="Times New Roman"/>
-                <w:b w:val="0"/>
-                <w:sz w:val="24"/>
-              </w:rPr>
-              <w:t>Oversized Components</w:t>
-            </w:r>
-          </w:p>
-        </w:tc>
-        <w:tc>
-          <w:tcPr>
-            <w:tcW w:type="dxa" w:w="1728"/>
-          </w:tcPr>
-          <w:p>
-            <w:r>
-              <w:rPr>
-                <w:rFonts w:ascii="Times New Roman" w:hAnsi="Times New Roman"/>
-                <w:b w:val="0"/>
-                <w:sz w:val="24"/>
-              </w:rPr>
-              <w:t>DashboardPage.jsx is too large (&gt;400 lines)</w:t>
-            </w:r>
-          </w:p>
-        </w:tc>
-        <w:tc>
-          <w:tcPr>
-            <w:tcW w:type="dxa" w:w="1728"/>
-          </w:tcPr>
-          <w:p>
-            <w:r>
-              <w:rPr>
-                <w:rFonts w:ascii="Times New Roman" w:hAnsi="Times New Roman"/>
-                <w:b w:val="0"/>
-                <w:sz w:val="24"/>
-              </w:rPr>
-              <w:t>Hard to maintain</w:t>
-            </w:r>
-          </w:p>
-        </w:tc>
-        <w:tc>
-          <w:tcPr>
-            <w:tcW w:type="dxa" w:w="1728"/>
-          </w:tcPr>
-          <w:p>
-            <w:r>
-              <w:rPr>
-                <w:rFonts w:ascii="Times New Roman" w:hAnsi="Times New Roman"/>
-                <w:b w:val="0"/>
-                <w:sz w:val="24"/>
-              </w:rPr>
-              <w:t>Medium</w:t>
-            </w:r>
-          </w:p>
-        </w:tc>
-      </w:tr>
-      <w:tr>
-        <w:tc>
-          <w:tcPr>
-            <w:tcW w:type="dxa" w:w="1728"/>
-          </w:tcPr>
-          <w:p>
-            <w:r>
-              <w:rPr>
-                <w:rFonts w:ascii="Times New Roman" w:hAnsi="Times New Roman"/>
-                <w:b w:val="0"/>
-                <w:sz w:val="24"/>
-              </w:rPr>
-              <w:t>TD4</w:t>
-            </w:r>
-          </w:p>
-        </w:tc>
-        <w:tc>
-          <w:tcPr>
-            <w:tcW w:type="dxa" w:w="1728"/>
-          </w:tcPr>
-          <w:p>
-            <w:r>
-              <w:rPr>
-                <w:rFonts w:ascii="Times New Roman" w:hAnsi="Times New Roman"/>
-                <w:b w:val="0"/>
-                <w:sz w:val="24"/>
-              </w:rPr>
-              <w:t>Tightly Coupled Payment API</w:t>
-            </w:r>
-          </w:p>
-        </w:tc>
-        <w:tc>
-          <w:tcPr>
-            <w:tcW w:type="dxa" w:w="1728"/>
-          </w:tcPr>
-          <w:p>
-            <w:r>
-              <w:rPr>
-                <w:rFonts w:ascii="Times New Roman" w:hAnsi="Times New Roman"/>
-                <w:b w:val="0"/>
-                <w:sz w:val="24"/>
-              </w:rPr>
-              <w:t>Payment Integrations (Hubtel/Paystack) are hardcoded into components</w:t>
-            </w:r>
-          </w:p>
-        </w:tc>
-        <w:tc>
-          <w:tcPr>
-            <w:tcW w:type="dxa" w:w="1728"/>
-          </w:tcPr>
-          <w:p>
-            <w:r>
-              <w:rPr>
-                <w:rFonts w:ascii="Times New Roman" w:hAnsi="Times New Roman"/>
-                <w:b w:val="0"/>
-                <w:sz w:val="24"/>
-              </w:rPr>
-              <w:t>Limited extensibility</w:t>
-            </w:r>
-          </w:p>
-        </w:tc>
-        <w:tc>
-          <w:tcPr>
-            <w:tcW w:type="dxa" w:w="1728"/>
-          </w:tcPr>
-          <w:p>
-            <w:r>
-              <w:rPr>
-                <w:rFonts w:ascii="Times New Roman" w:hAnsi="Times New Roman"/>
-                <w:b w:val="0"/>
-                <w:sz w:val="24"/>
-              </w:rPr>
-              <w:t>Medium</w:t>
+              <w:t>In a 48-hour development timeframe, strategic technical debt is deliberately incurred to prioritize core commercial requirements. All debt items are cataloged, prioritized, and assigned a remediation roadmap.</w:t>
             </w:r>
           </w:p>
         </w:tc>
@@ -434,69 +102,864 @@
     <w:p/>
     <w:p>
       <w:pPr>
-        <w:pStyle w:val="Heading2"/>
-        <w:spacing w:after="240"/>
+        <w:keepNext/>
+        <w:spacing w:before="280" w:after="160"/>
       </w:pPr>
       <w:r>
         <w:rPr>
           <w:rFonts w:ascii="Times New Roman" w:hAnsi="Times New Roman"/>
           <w:b/>
-          <w:color w:val="000000"/>
+          <w:i w:val="0"/>
+          <w:color w:val="0F766E"/>
           <w:sz w:val="28"/>
         </w:rPr>
-        <w:t>2. Repayment Plan</w:t>
+        <w:t>1. Technical Debt Register</w:t>
+      </w:r>
+    </w:p>
+    <w:tbl>
+      <w:tblPr>
+        <w:tblStyle w:val="TableGrid"/>
+        <w:tblW w:type="auto" w:w="0"/>
+        <w:jc w:val="center"/>
+        <w:tblLook w:firstColumn="1" w:firstRow="1" w:lastColumn="0" w:lastRow="0" w:noHBand="0" w:noVBand="1" w:val="04A0"/>
+      </w:tblPr>
+      <w:tblGrid>
+        <w:gridCol w:w="1440"/>
+        <w:gridCol w:w="1440"/>
+        <w:gridCol w:w="1440"/>
+        <w:gridCol w:w="1440"/>
+        <w:gridCol w:w="1440"/>
+        <w:gridCol w:w="1440"/>
+      </w:tblGrid>
+      <w:tr>
+        <w:tc>
+          <w:tcPr>
+            <w:tcW w:type="dxa" w:w="1440"/>
+            <w:shd w:fill="1E3A8A"/>
+          </w:tcPr>
+          <w:p>
+            <w:pPr>
+              <w:jc w:val="center"/>
+            </w:pPr>
+            <w:r>
+              <w:rPr>
+                <w:rFonts w:ascii="Times New Roman" w:hAnsi="Times New Roman"/>
+                <w:b/>
+                <w:i w:val="0"/>
+                <w:color w:val="FFFFFF"/>
+                <w:sz w:val="21"/>
+              </w:rPr>
+              <w:t>Debt ID</w:t>
+            </w:r>
+          </w:p>
+        </w:tc>
+        <w:tc>
+          <w:tcPr>
+            <w:tcW w:type="dxa" w:w="1440"/>
+            <w:shd w:fill="1E3A8A"/>
+          </w:tcPr>
+          <w:p>
+            <w:pPr>
+              <w:jc w:val="center"/>
+            </w:pPr>
+            <w:r>
+              <w:rPr>
+                <w:rFonts w:ascii="Times New Roman" w:hAnsi="Times New Roman"/>
+                <w:b/>
+                <w:i w:val="0"/>
+                <w:color w:val="FFFFFF"/>
+                <w:sz w:val="21"/>
+              </w:rPr>
+              <w:t>Technical Debt Item</w:t>
+            </w:r>
+          </w:p>
+        </w:tc>
+        <w:tc>
+          <w:tcPr>
+            <w:tcW w:type="dxa" w:w="1440"/>
+            <w:shd w:fill="1E3A8A"/>
+          </w:tcPr>
+          <w:p>
+            <w:pPr>
+              <w:jc w:val="center"/>
+            </w:pPr>
+            <w:r>
+              <w:rPr>
+                <w:rFonts w:ascii="Times New Roman" w:hAnsi="Times New Roman"/>
+                <w:b/>
+                <w:i w:val="0"/>
+                <w:color w:val="FFFFFF"/>
+                <w:sz w:val="21"/>
+              </w:rPr>
+              <w:t>Root Cause Analysis</w:t>
+            </w:r>
+          </w:p>
+        </w:tc>
+        <w:tc>
+          <w:tcPr>
+            <w:tcW w:type="dxa" w:w="1440"/>
+            <w:shd w:fill="1E3A8A"/>
+          </w:tcPr>
+          <w:p>
+            <w:pPr>
+              <w:jc w:val="center"/>
+            </w:pPr>
+            <w:r>
+              <w:rPr>
+                <w:rFonts w:ascii="Times New Roman" w:hAnsi="Times New Roman"/>
+                <w:b/>
+                <w:i w:val="0"/>
+                <w:color w:val="FFFFFF"/>
+                <w:sz w:val="21"/>
+              </w:rPr>
+              <w:t>Architectural Impact</w:t>
+            </w:r>
+          </w:p>
+        </w:tc>
+        <w:tc>
+          <w:tcPr>
+            <w:tcW w:type="dxa" w:w="1440"/>
+            <w:shd w:fill="1E3A8A"/>
+          </w:tcPr>
+          <w:p>
+            <w:pPr>
+              <w:jc w:val="center"/>
+            </w:pPr>
+            <w:r>
+              <w:rPr>
+                <w:rFonts w:ascii="Times New Roman" w:hAnsi="Times New Roman"/>
+                <w:b/>
+                <w:i w:val="0"/>
+                <w:color w:val="FFFFFF"/>
+                <w:sz w:val="21"/>
+              </w:rPr>
+              <w:t>Priority Rating</w:t>
+            </w:r>
+          </w:p>
+        </w:tc>
+        <w:tc>
+          <w:tcPr>
+            <w:tcW w:type="dxa" w:w="1440"/>
+            <w:shd w:fill="1E3A8A"/>
+          </w:tcPr>
+          <w:p>
+            <w:pPr>
+              <w:jc w:val="center"/>
+            </w:pPr>
+            <w:r>
+              <w:rPr>
+                <w:rFonts w:ascii="Times New Roman" w:hAnsi="Times New Roman"/>
+                <w:b/>
+                <w:i w:val="0"/>
+                <w:color w:val="FFFFFF"/>
+                <w:sz w:val="21"/>
+              </w:rPr>
+              <w:t>Resolution Status</w:t>
+            </w:r>
+          </w:p>
+        </w:tc>
+      </w:tr>
+      <w:tr>
+        <w:tc>
+          <w:tcPr>
+            <w:tcW w:type="dxa" w:w="1440"/>
+            <w:shd w:fill="FFFFFF"/>
+          </w:tcPr>
+          <w:p>
+            <w:pPr>
+              <w:spacing w:line="288" w:lineRule="auto" w:after="40"/>
+            </w:pPr>
+            <w:r>
+              <w:rPr>
+                <w:rFonts w:ascii="Times New Roman" w:hAnsi="Times New Roman"/>
+                <w:b w:val="0"/>
+                <w:i w:val="0"/>
+                <w:color w:val="000000"/>
+                <w:sz w:val="20"/>
+              </w:rPr>
+              <w:t>TD-01</w:t>
+            </w:r>
+          </w:p>
+        </w:tc>
+        <w:tc>
+          <w:tcPr>
+            <w:tcW w:type="dxa" w:w="1440"/>
+            <w:shd w:fill="FFFFFF"/>
+          </w:tcPr>
+          <w:p>
+            <w:pPr>
+              <w:spacing w:line="288" w:lineRule="auto" w:after="40"/>
+            </w:pPr>
+            <w:r>
+              <w:rPr>
+                <w:rFonts w:ascii="Times New Roman" w:hAnsi="Times New Roman"/>
+                <w:b w:val="0"/>
+                <w:i w:val="0"/>
+                <w:color w:val="000000"/>
+                <w:sz w:val="20"/>
+              </w:rPr>
+              <w:t>Manual Password Hashing in Prototype Auth</w:t>
+            </w:r>
+          </w:p>
+        </w:tc>
+        <w:tc>
+          <w:tcPr>
+            <w:tcW w:type="dxa" w:w="1440"/>
+            <w:shd w:fill="FFFFFF"/>
+          </w:tcPr>
+          <w:p>
+            <w:pPr>
+              <w:spacing w:line="288" w:lineRule="auto" w:after="40"/>
+            </w:pPr>
+            <w:r>
+              <w:rPr>
+                <w:rFonts w:ascii="Times New Roman" w:hAnsi="Times New Roman"/>
+                <w:b w:val="0"/>
+                <w:i w:val="0"/>
+                <w:color w:val="000000"/>
+                <w:sz w:val="20"/>
+              </w:rPr>
+              <w:t>Rapid prototyping shortcut</w:t>
+            </w:r>
+          </w:p>
+        </w:tc>
+        <w:tc>
+          <w:tcPr>
+            <w:tcW w:type="dxa" w:w="1440"/>
+            <w:shd w:fill="FFFFFF"/>
+          </w:tcPr>
+          <w:p>
+            <w:pPr>
+              <w:spacing w:line="288" w:lineRule="auto" w:after="40"/>
+            </w:pPr>
+            <w:r>
+              <w:rPr>
+                <w:rFonts w:ascii="Times New Roman" w:hAnsi="Times New Roman"/>
+                <w:b w:val="0"/>
+                <w:i w:val="0"/>
+                <w:color w:val="000000"/>
+                <w:sz w:val="20"/>
+              </w:rPr>
+              <w:t>High Security Risk</w:t>
+            </w:r>
+          </w:p>
+        </w:tc>
+        <w:tc>
+          <w:tcPr>
+            <w:tcW w:type="dxa" w:w="1440"/>
+            <w:shd w:fill="FFFFFF"/>
+          </w:tcPr>
+          <w:p>
+            <w:pPr>
+              <w:spacing w:line="288" w:lineRule="auto" w:after="40"/>
+            </w:pPr>
+            <w:r>
+              <w:rPr>
+                <w:rFonts w:ascii="Times New Roman" w:hAnsi="Times New Roman"/>
+                <w:b w:val="0"/>
+                <w:i w:val="0"/>
+                <w:color w:val="000000"/>
+                <w:sz w:val="20"/>
+              </w:rPr>
+              <w:t>CRITICAL</w:t>
+            </w:r>
+          </w:p>
+        </w:tc>
+        <w:tc>
+          <w:tcPr>
+            <w:tcW w:type="dxa" w:w="1440"/>
+            <w:shd w:fill="FFFFFF"/>
+          </w:tcPr>
+          <w:p>
+            <w:pPr>
+              <w:spacing w:line="288" w:lineRule="auto" w:after="40"/>
+            </w:pPr>
+            <w:r>
+              <w:rPr>
+                <w:rFonts w:ascii="Times New Roman" w:hAnsi="Times New Roman"/>
+                <w:b w:val="0"/>
+                <w:i w:val="0"/>
+                <w:color w:val="000000"/>
+                <w:sz w:val="20"/>
+              </w:rPr>
+              <w:t>RESOLVED (Migrated to Supabase Auth RLS)</w:t>
+            </w:r>
+          </w:p>
+        </w:tc>
+      </w:tr>
+      <w:tr>
+        <w:tc>
+          <w:tcPr>
+            <w:tcW w:type="dxa" w:w="1440"/>
+            <w:shd w:fill="F8FAFC"/>
+          </w:tcPr>
+          <w:p>
+            <w:pPr>
+              <w:spacing w:line="288" w:lineRule="auto" w:after="40"/>
+            </w:pPr>
+            <w:r>
+              <w:rPr>
+                <w:rFonts w:ascii="Times New Roman" w:hAnsi="Times New Roman"/>
+                <w:b w:val="0"/>
+                <w:i w:val="0"/>
+                <w:color w:val="000000"/>
+                <w:sz w:val="20"/>
+              </w:rPr>
+              <w:t>TD-02</w:t>
+            </w:r>
+          </w:p>
+        </w:tc>
+        <w:tc>
+          <w:tcPr>
+            <w:tcW w:type="dxa" w:w="1440"/>
+            <w:shd w:fill="F8FAFC"/>
+          </w:tcPr>
+          <w:p>
+            <w:pPr>
+              <w:spacing w:line="288" w:lineRule="auto" w:after="40"/>
+            </w:pPr>
+            <w:r>
+              <w:rPr>
+                <w:rFonts w:ascii="Times New Roman" w:hAnsi="Times New Roman"/>
+                <w:b w:val="0"/>
+                <w:i w:val="0"/>
+                <w:color w:val="000000"/>
+                <w:sz w:val="20"/>
+              </w:rPr>
+              <w:t>Lack of Automated Cypress E2E Tests</w:t>
+            </w:r>
+          </w:p>
+        </w:tc>
+        <w:tc>
+          <w:tcPr>
+            <w:tcW w:type="dxa" w:w="1440"/>
+            <w:shd w:fill="F8FAFC"/>
+          </w:tcPr>
+          <w:p>
+            <w:pPr>
+              <w:spacing w:line="288" w:lineRule="auto" w:after="40"/>
+            </w:pPr>
+            <w:r>
+              <w:rPr>
+                <w:rFonts w:ascii="Times New Roman" w:hAnsi="Times New Roman"/>
+                <w:b w:val="0"/>
+                <w:i w:val="0"/>
+                <w:color w:val="000000"/>
+                <w:sz w:val="20"/>
+              </w:rPr>
+              <w:t>48-Hour Exam Time Constraint</w:t>
+            </w:r>
+          </w:p>
+        </w:tc>
+        <w:tc>
+          <w:tcPr>
+            <w:tcW w:type="dxa" w:w="1440"/>
+            <w:shd w:fill="F8FAFC"/>
+          </w:tcPr>
+          <w:p>
+            <w:pPr>
+              <w:spacing w:line="288" w:lineRule="auto" w:after="40"/>
+            </w:pPr>
+            <w:r>
+              <w:rPr>
+                <w:rFonts w:ascii="Times New Roman" w:hAnsi="Times New Roman"/>
+                <w:b w:val="0"/>
+                <w:i w:val="0"/>
+                <w:color w:val="000000"/>
+                <w:sz w:val="20"/>
+              </w:rPr>
+              <w:t>Regression risk on future updates</w:t>
+            </w:r>
+          </w:p>
+        </w:tc>
+        <w:tc>
+          <w:tcPr>
+            <w:tcW w:type="dxa" w:w="1440"/>
+            <w:shd w:fill="F8FAFC"/>
+          </w:tcPr>
+          <w:p>
+            <w:pPr>
+              <w:spacing w:line="288" w:lineRule="auto" w:after="40"/>
+            </w:pPr>
+            <w:r>
+              <w:rPr>
+                <w:rFonts w:ascii="Times New Roman" w:hAnsi="Times New Roman"/>
+                <w:b w:val="0"/>
+                <w:i w:val="0"/>
+                <w:color w:val="000000"/>
+                <w:sz w:val="20"/>
+              </w:rPr>
+              <w:t>HIGH</w:t>
+            </w:r>
+          </w:p>
+        </w:tc>
+        <w:tc>
+          <w:tcPr>
+            <w:tcW w:type="dxa" w:w="1440"/>
+            <w:shd w:fill="F8FAFC"/>
+          </w:tcPr>
+          <w:p>
+            <w:pPr>
+              <w:spacing w:line="288" w:lineRule="auto" w:after="40"/>
+            </w:pPr>
+            <w:r>
+              <w:rPr>
+                <w:rFonts w:ascii="Times New Roman" w:hAnsi="Times New Roman"/>
+                <w:b w:val="0"/>
+                <w:i w:val="0"/>
+                <w:color w:val="000000"/>
+                <w:sz w:val="20"/>
+              </w:rPr>
+              <w:t>Scheduled for Release v1.1</w:t>
+            </w:r>
+          </w:p>
+        </w:tc>
+      </w:tr>
+      <w:tr>
+        <w:tc>
+          <w:tcPr>
+            <w:tcW w:type="dxa" w:w="1440"/>
+            <w:shd w:fill="FFFFFF"/>
+          </w:tcPr>
+          <w:p>
+            <w:pPr>
+              <w:spacing w:line="288" w:lineRule="auto" w:after="40"/>
+            </w:pPr>
+            <w:r>
+              <w:rPr>
+                <w:rFonts w:ascii="Times New Roman" w:hAnsi="Times New Roman"/>
+                <w:b w:val="0"/>
+                <w:i w:val="0"/>
+                <w:color w:val="000000"/>
+                <w:sz w:val="20"/>
+              </w:rPr>
+              <w:t>TD-03</w:t>
+            </w:r>
+          </w:p>
+        </w:tc>
+        <w:tc>
+          <w:tcPr>
+            <w:tcW w:type="dxa" w:w="1440"/>
+            <w:shd w:fill="FFFFFF"/>
+          </w:tcPr>
+          <w:p>
+            <w:pPr>
+              <w:spacing w:line="288" w:lineRule="auto" w:after="40"/>
+            </w:pPr>
+            <w:r>
+              <w:rPr>
+                <w:rFonts w:ascii="Times New Roman" w:hAnsi="Times New Roman"/>
+                <w:b w:val="0"/>
+                <w:i w:val="0"/>
+                <w:color w:val="000000"/>
+                <w:sz w:val="20"/>
+              </w:rPr>
+              <w:t>Monolithic Dashboard Component</w:t>
+            </w:r>
+          </w:p>
+        </w:tc>
+        <w:tc>
+          <w:tcPr>
+            <w:tcW w:type="dxa" w:w="1440"/>
+            <w:shd w:fill="FFFFFF"/>
+          </w:tcPr>
+          <w:p>
+            <w:pPr>
+              <w:spacing w:line="288" w:lineRule="auto" w:after="40"/>
+            </w:pPr>
+            <w:r>
+              <w:rPr>
+                <w:rFonts w:ascii="Times New Roman" w:hAnsi="Times New Roman"/>
+                <w:b w:val="0"/>
+                <w:i w:val="0"/>
+                <w:color w:val="000000"/>
+                <w:sz w:val="20"/>
+              </w:rPr>
+              <w:t>Speed of initial UI assembly</w:t>
+            </w:r>
+          </w:p>
+        </w:tc>
+        <w:tc>
+          <w:tcPr>
+            <w:tcW w:type="dxa" w:w="1440"/>
+            <w:shd w:fill="FFFFFF"/>
+          </w:tcPr>
+          <w:p>
+            <w:pPr>
+              <w:spacing w:line="288" w:lineRule="auto" w:after="40"/>
+            </w:pPr>
+            <w:r>
+              <w:rPr>
+                <w:rFonts w:ascii="Times New Roman" w:hAnsi="Times New Roman"/>
+                <w:b w:val="0"/>
+                <w:i w:val="0"/>
+                <w:color w:val="000000"/>
+                <w:sz w:val="20"/>
+              </w:rPr>
+              <w:t>Decreased code maintainability</w:t>
+            </w:r>
+          </w:p>
+        </w:tc>
+        <w:tc>
+          <w:tcPr>
+            <w:tcW w:type="dxa" w:w="1440"/>
+            <w:shd w:fill="FFFFFF"/>
+          </w:tcPr>
+          <w:p>
+            <w:pPr>
+              <w:spacing w:line="288" w:lineRule="auto" w:after="40"/>
+            </w:pPr>
+            <w:r>
+              <w:rPr>
+                <w:rFonts w:ascii="Times New Roman" w:hAnsi="Times New Roman"/>
+                <w:b w:val="0"/>
+                <w:i w:val="0"/>
+                <w:color w:val="000000"/>
+                <w:sz w:val="20"/>
+              </w:rPr>
+              <w:t>MEDIUM</w:t>
+            </w:r>
+          </w:p>
+        </w:tc>
+        <w:tc>
+          <w:tcPr>
+            <w:tcW w:type="dxa" w:w="1440"/>
+            <w:shd w:fill="FFFFFF"/>
+          </w:tcPr>
+          <w:p>
+            <w:pPr>
+              <w:spacing w:line="288" w:lineRule="auto" w:after="40"/>
+            </w:pPr>
+            <w:r>
+              <w:rPr>
+                <w:rFonts w:ascii="Times New Roman" w:hAnsi="Times New Roman"/>
+                <w:b w:val="0"/>
+                <w:i w:val="0"/>
+                <w:color w:val="000000"/>
+                <w:sz w:val="20"/>
+              </w:rPr>
+              <w:t>Scheduled for Release v1.1</w:t>
+            </w:r>
+          </w:p>
+        </w:tc>
+      </w:tr>
+      <w:tr>
+        <w:tc>
+          <w:tcPr>
+            <w:tcW w:type="dxa" w:w="1440"/>
+            <w:shd w:fill="F8FAFC"/>
+          </w:tcPr>
+          <w:p>
+            <w:pPr>
+              <w:spacing w:line="288" w:lineRule="auto" w:after="40"/>
+            </w:pPr>
+            <w:r>
+              <w:rPr>
+                <w:rFonts w:ascii="Times New Roman" w:hAnsi="Times New Roman"/>
+                <w:b w:val="0"/>
+                <w:i w:val="0"/>
+                <w:color w:val="000000"/>
+                <w:sz w:val="20"/>
+              </w:rPr>
+              <w:t>TD-04</w:t>
+            </w:r>
+          </w:p>
+        </w:tc>
+        <w:tc>
+          <w:tcPr>
+            <w:tcW w:type="dxa" w:w="1440"/>
+            <w:shd w:fill="F8FAFC"/>
+          </w:tcPr>
+          <w:p>
+            <w:pPr>
+              <w:spacing w:line="288" w:lineRule="auto" w:after="40"/>
+            </w:pPr>
+            <w:r>
+              <w:rPr>
+                <w:rFonts w:ascii="Times New Roman" w:hAnsi="Times New Roman"/>
+                <w:b w:val="0"/>
+                <w:i w:val="0"/>
+                <w:color w:val="000000"/>
+                <w:sz w:val="20"/>
+              </w:rPr>
+              <w:t>Hardcoded API Gateway Secrets</w:t>
+            </w:r>
+          </w:p>
+        </w:tc>
+        <w:tc>
+          <w:tcPr>
+            <w:tcW w:type="dxa" w:w="1440"/>
+            <w:shd w:fill="F8FAFC"/>
+          </w:tcPr>
+          <w:p>
+            <w:pPr>
+              <w:spacing w:line="288" w:lineRule="auto" w:after="40"/>
+            </w:pPr>
+            <w:r>
+              <w:rPr>
+                <w:rFonts w:ascii="Times New Roman" w:hAnsi="Times New Roman"/>
+                <w:b w:val="0"/>
+                <w:i w:val="0"/>
+                <w:color w:val="000000"/>
+                <w:sz w:val="20"/>
+              </w:rPr>
+              <w:t>Quick API verification during exam</w:t>
+            </w:r>
+          </w:p>
+        </w:tc>
+        <w:tc>
+          <w:tcPr>
+            <w:tcW w:type="dxa" w:w="1440"/>
+            <w:shd w:fill="F8FAFC"/>
+          </w:tcPr>
+          <w:p>
+            <w:pPr>
+              <w:spacing w:line="288" w:lineRule="auto" w:after="40"/>
+            </w:pPr>
+            <w:r>
+              <w:rPr>
+                <w:rFonts w:ascii="Times New Roman" w:hAnsi="Times New Roman"/>
+                <w:b w:val="0"/>
+                <w:i w:val="0"/>
+                <w:color w:val="000000"/>
+                <w:sz w:val="20"/>
+              </w:rPr>
+              <w:t>Security risk in repository</w:t>
+            </w:r>
+          </w:p>
+        </w:tc>
+        <w:tc>
+          <w:tcPr>
+            <w:tcW w:type="dxa" w:w="1440"/>
+            <w:shd w:fill="F8FAFC"/>
+          </w:tcPr>
+          <w:p>
+            <w:pPr>
+              <w:spacing w:line="288" w:lineRule="auto" w:after="40"/>
+            </w:pPr>
+            <w:r>
+              <w:rPr>
+                <w:rFonts w:ascii="Times New Roman" w:hAnsi="Times New Roman"/>
+                <w:b w:val="0"/>
+                <w:i w:val="0"/>
+                <w:color w:val="000000"/>
+                <w:sz w:val="20"/>
+              </w:rPr>
+              <w:t>HIGH</w:t>
+            </w:r>
+          </w:p>
+        </w:tc>
+        <w:tc>
+          <w:tcPr>
+            <w:tcW w:type="dxa" w:w="1440"/>
+            <w:shd w:fill="F8FAFC"/>
+          </w:tcPr>
+          <w:p>
+            <w:pPr>
+              <w:spacing w:line="288" w:lineRule="auto" w:after="40"/>
+            </w:pPr>
+            <w:r>
+              <w:rPr>
+                <w:rFonts w:ascii="Times New Roman" w:hAnsi="Times New Roman"/>
+                <w:b w:val="0"/>
+                <w:i w:val="0"/>
+                <w:color w:val="000000"/>
+                <w:sz w:val="20"/>
+              </w:rPr>
+              <w:t>RESOLVED (Extracted to cPanel &amp; .env)</w:t>
+            </w:r>
+          </w:p>
+        </w:tc>
+      </w:tr>
+      <w:tr>
+        <w:tc>
+          <w:tcPr>
+            <w:tcW w:type="dxa" w:w="1440"/>
+            <w:shd w:fill="FFFFFF"/>
+          </w:tcPr>
+          <w:p>
+            <w:pPr>
+              <w:spacing w:line="288" w:lineRule="auto" w:after="40"/>
+            </w:pPr>
+            <w:r>
+              <w:rPr>
+                <w:rFonts w:ascii="Times New Roman" w:hAnsi="Times New Roman"/>
+                <w:b w:val="0"/>
+                <w:i w:val="0"/>
+                <w:color w:val="000000"/>
+                <w:sz w:val="20"/>
+              </w:rPr>
+              <w:t>TD-05</w:t>
+            </w:r>
+          </w:p>
+        </w:tc>
+        <w:tc>
+          <w:tcPr>
+            <w:tcW w:type="dxa" w:w="1440"/>
+            <w:shd w:fill="FFFFFF"/>
+          </w:tcPr>
+          <w:p>
+            <w:pPr>
+              <w:spacing w:line="288" w:lineRule="auto" w:after="40"/>
+            </w:pPr>
+            <w:r>
+              <w:rPr>
+                <w:rFonts w:ascii="Times New Roman" w:hAnsi="Times New Roman"/>
+                <w:b w:val="0"/>
+                <w:i w:val="0"/>
+                <w:color w:val="000000"/>
+                <w:sz w:val="20"/>
+              </w:rPr>
+              <w:t>Client-Side Financial Aggregations</w:t>
+            </w:r>
+          </w:p>
+        </w:tc>
+        <w:tc>
+          <w:tcPr>
+            <w:tcW w:type="dxa" w:w="1440"/>
+            <w:shd w:fill="FFFFFF"/>
+          </w:tcPr>
+          <w:p>
+            <w:pPr>
+              <w:spacing w:line="288" w:lineRule="auto" w:after="40"/>
+            </w:pPr>
+            <w:r>
+              <w:rPr>
+                <w:rFonts w:ascii="Times New Roman" w:hAnsi="Times New Roman"/>
+                <w:b w:val="0"/>
+                <w:i w:val="0"/>
+                <w:color w:val="000000"/>
+                <w:sz w:val="20"/>
+              </w:rPr>
+              <w:t>Reduced backend RPC function overhead</w:t>
+            </w:r>
+          </w:p>
+        </w:tc>
+        <w:tc>
+          <w:tcPr>
+            <w:tcW w:type="dxa" w:w="1440"/>
+            <w:shd w:fill="FFFFFF"/>
+          </w:tcPr>
+          <w:p>
+            <w:pPr>
+              <w:spacing w:line="288" w:lineRule="auto" w:after="40"/>
+            </w:pPr>
+            <w:r>
+              <w:rPr>
+                <w:rFonts w:ascii="Times New Roman" w:hAnsi="Times New Roman"/>
+                <w:b w:val="0"/>
+                <w:i w:val="0"/>
+                <w:color w:val="000000"/>
+                <w:sz w:val="20"/>
+              </w:rPr>
+              <w:t>Increased memory footprint for large datasets</w:t>
+            </w:r>
+          </w:p>
+        </w:tc>
+        <w:tc>
+          <w:tcPr>
+            <w:tcW w:type="dxa" w:w="1440"/>
+            <w:shd w:fill="FFFFFF"/>
+          </w:tcPr>
+          <w:p>
+            <w:pPr>
+              <w:spacing w:line="288" w:lineRule="auto" w:after="40"/>
+            </w:pPr>
+            <w:r>
+              <w:rPr>
+                <w:rFonts w:ascii="Times New Roman" w:hAnsi="Times New Roman"/>
+                <w:b w:val="0"/>
+                <w:i w:val="0"/>
+                <w:color w:val="000000"/>
+                <w:sz w:val="20"/>
+              </w:rPr>
+              <w:t>MEDIUM</w:t>
+            </w:r>
+          </w:p>
+        </w:tc>
+        <w:tc>
+          <w:tcPr>
+            <w:tcW w:type="dxa" w:w="1440"/>
+            <w:shd w:fill="FFFFFF"/>
+          </w:tcPr>
+          <w:p>
+            <w:pPr>
+              <w:spacing w:line="288" w:lineRule="auto" w:after="40"/>
+            </w:pPr>
+            <w:r>
+              <w:rPr>
+                <w:rFonts w:ascii="Times New Roman" w:hAnsi="Times New Roman"/>
+                <w:b w:val="0"/>
+                <w:i w:val="0"/>
+                <w:color w:val="000000"/>
+                <w:sz w:val="20"/>
+              </w:rPr>
+              <w:t>Scheduled for Release v2.0</w:t>
+            </w:r>
+          </w:p>
+        </w:tc>
+      </w:tr>
+    </w:tbl>
+    <w:p/>
+    <w:p>
+      <w:pPr>
+        <w:keepNext/>
+        <w:spacing w:before="280" w:after="160"/>
+      </w:pPr>
+      <w:r>
+        <w:rPr>
+          <w:rFonts w:ascii="Times New Roman" w:hAnsi="Times New Roman"/>
+          <w:b/>
+          <w:i w:val="0"/>
+          <w:color w:val="0F766E"/>
+          <w:sz w:val="28"/>
+        </w:rPr>
+        <w:t>2. Phased Technical Debt Repayment Roadmap</w:t>
       </w:r>
     </w:p>
     <w:p>
       <w:pPr>
-        <w:spacing w:line="360" w:lineRule="auto" w:after="240"/>
+        <w:spacing w:line="360" w:lineRule="auto" w:after="160"/>
+      </w:pPr>
+      <w:r>
+        <w:rPr>
+          <w:rFonts w:ascii="Times New Roman" w:hAnsi="Times New Roman"/>
+          <w:b/>
+          <w:i w:val="0"/>
+          <w:color w:val="000000"/>
+          <w:sz w:val="24"/>
+        </w:rPr>
+        <w:t>• Phase 1 (Immediate - Resolved): Fixed TD-01 and TD-04 by enforcing Supabase Auth Row Level Security (RLS) policies and extracting API credentials into environment variables on Namecheap cPanel.</w:t>
+      </w:r>
+    </w:p>
+    <w:p>
+      <w:pPr>
+        <w:spacing w:line="360" w:lineRule="auto" w:after="160"/>
       </w:pPr>
       <w:r>
         <w:rPr>
           <w:rFonts w:ascii="Times New Roman" w:hAnsi="Times New Roman"/>
           <w:b w:val="0"/>
+          <w:i w:val="0"/>
+          <w:color w:val="000000"/>
           <w:sz w:val="24"/>
         </w:rPr>
-        <w:t>Phase 1 (Immediate): TD1 (Auth) fixed by migrating Admin to Supabase auth properly.</w:t>
+        <w:t>• Phase 2 (Short-Term - Release v1.1): Implement Playwright E2E automated test suite (TD-02) and refactor DashboardPage.jsx into modular widgets (TD-03).</w:t>
       </w:r>
     </w:p>
     <w:p>
       <w:pPr>
-        <w:spacing w:line="360" w:lineRule="auto" w:after="240"/>
+        <w:spacing w:line="360" w:lineRule="auto" w:after="160"/>
       </w:pPr>
       <w:r>
         <w:rPr>
           <w:rFonts w:ascii="Times New Roman" w:hAnsi="Times New Roman"/>
           <w:b w:val="0"/>
+          <w:i w:val="0"/>
+          <w:color w:val="000000"/>
           <w:sz w:val="24"/>
         </w:rPr>
-        <w:t>Phase 2 (Short Term): Address TD4 by creating a global generic PaymentGatewayService.js.</w:t>
-      </w:r>
-    </w:p>
-    <w:p>
-      <w:pPr>
-        <w:spacing w:line="360" w:lineRule="auto" w:after="240"/>
-      </w:pPr>
-      <w:r>
-        <w:rPr>
-          <w:rFonts w:ascii="Times New Roman" w:hAnsi="Times New Roman"/>
-          <w:b w:val="0"/>
-          <w:sz w:val="24"/>
-        </w:rPr>
-        <w:t>Phase 3 (Medium Term): Address TD3 by refactoring DashboardPage.jsx into smaller sub-components (RevenueChart, RecentJobs).</w:t>
-      </w:r>
-    </w:p>
-    <w:p>
-      <w:pPr>
-        <w:spacing w:line="360" w:lineRule="auto" w:after="240"/>
-      </w:pPr>
-      <w:r>
-        <w:rPr>
-          <w:rFonts w:ascii="Times New Roman" w:hAnsi="Times New Roman"/>
-          <w:b w:val="0"/>
-          <w:sz w:val="24"/>
-        </w:rPr>
-        <w:t>Phase 4 (Long Term): Implement Jest/Playwright for TD2.</w:t>
+        <w:t>• Phase 3 (Medium-Term - Release v2.0): Migrate heavy financial report math from client JavaScript to Supabase PostgreSQL RPC stored procedures (TD-05).</w:t>
       </w:r>
     </w:p>
     <w:sectPr>

--- a/Technical_Debt_Plan.docx
+++ b/Technical_Debt_Plan.docx
@@ -16,6 +16,21 @@
           <w:sz w:val="36"/>
         </w:rPr>
         <w:t>Technical Debt Register &amp; Phased Repayment Plan</w:t>
+      </w:r>
+    </w:p>
+    <w:p>
+      <w:pPr>
+        <w:spacing w:line="360" w:lineRule="auto" w:after="160"/>
+      </w:pPr>
+      <w:r>
+        <w:rPr>
+          <w:rFonts w:ascii="Times New Roman" w:hAnsi="Times New Roman"/>
+          <w:b/>
+          <w:i w:val="0"/>
+          <w:color w:val="000000"/>
+          <w:sz w:val="24"/>
+        </w:rPr>
+        <w:t>Project Title: SoluoPrint - Advanced Print Shop Management System</w:t>
       </w:r>
     </w:p>
     <w:p>

--- a/Technical_Debt_Plan.docx
+++ b/Technical_Debt_Plan.docx
@@ -30,7 +30,7 @@
           <w:color w:val="000000"/>
           <w:sz w:val="24"/>
         </w:rPr>
-        <w:t>Project Title: SoluoPrint - Advanced Print Shop Management System</w:t>
+        <w:t>Project Title: SoluoPrint - Premium All-in-One Print Shop Management (Print/Job management, CRM, Financial Management &amp; Analytics Platform, Automated SMS Notifications)</w:t>
       </w:r>
     </w:p>
     <w:p>
@@ -269,7 +269,7 @@
                 <w:color w:val="FFFFFF"/>
                 <w:sz w:val="21"/>
               </w:rPr>
-              <w:t>Resolution Status</w:t>
+              <w:t>Resolution Status / Classification</w:t>
             </w:r>
           </w:p>
         </w:tc>
@@ -397,7 +397,7 @@
                 <w:color w:val="000000"/>
                 <w:sz w:val="20"/>
               </w:rPr>
-              <w:t>RESOLVED (Migrated to Supabase Auth RLS)</w:t>
+              <w:t>RESOLVED (Migrated to Supabase Auth RLS) - Immediate Attention</w:t>
             </w:r>
           </w:p>
         </w:tc>
@@ -441,7 +441,7 @@
                 <w:color w:val="000000"/>
                 <w:sz w:val="20"/>
               </w:rPr>
-              <w:t>Lack of Automated Cypress E2E Tests</w:t>
+              <w:t>Lack of Automated Playwright/Cypress E2E Tests</w:t>
             </w:r>
           </w:p>
         </w:tc>
@@ -525,7 +525,7 @@
                 <w:color w:val="000000"/>
                 <w:sz w:val="20"/>
               </w:rPr>
-              <w:t>Scheduled for Release v1.1</w:t>
+              <w:t>Scheduled for Release v1.1 - Scheduled for Future</w:t>
             </w:r>
           </w:p>
         </w:tc>
@@ -653,7 +653,7 @@
                 <w:color w:val="000000"/>
                 <w:sz w:val="20"/>
               </w:rPr>
-              <w:t>Scheduled for Release v1.1</w:t>
+              <w:t>Scheduled for Release v1.1 - Acceptable Temporarily</w:t>
             </w:r>
           </w:p>
         </w:tc>
@@ -781,7 +781,7 @@
                 <w:color w:val="000000"/>
                 <w:sz w:val="20"/>
               </w:rPr>
-              <w:t>RESOLVED (Extracted to cPanel &amp; .env)</w:t>
+              <w:t>RESOLVED (Extracted to cPanel &amp; .env) - Immediate Attention</w:t>
             </w:r>
           </w:p>
         </w:tc>
@@ -909,7 +909,7 @@
                 <w:color w:val="000000"/>
                 <w:sz w:val="20"/>
               </w:rPr>
-              <w:t>Scheduled for Release v2.0</w:t>
+              <w:t>Scheduled for Release v2.0 - Acceptable Temporarily</w:t>
             </w:r>
           </w:p>
         </w:tc>
@@ -944,7 +944,7 @@
           <w:color w:val="000000"/>
           <w:sz w:val="24"/>
         </w:rPr>
-        <w:t>• Phase 1 (Immediate - Resolved): Fixed TD-01 and TD-04 by enforcing Supabase Auth Row Level Security (RLS) policies and extracting API credentials into environment variables on Namecheap cPanel.</w:t>
+        <w:t>• Phase 1 (Immediate - Resolved): Fixed TD-01 and TD-04 by enforcing Supabase Auth Row Level Security (RLS) policies and extracting API credentials into environment variables on Namecheap cPanel. These items required immediate attention due to security implications.</w:t>
       </w:r>
     </w:p>
     <w:p>
@@ -959,7 +959,7 @@
           <w:color w:val="000000"/>
           <w:sz w:val="24"/>
         </w:rPr>
-        <w:t>• Phase 2 (Short-Term - Release v1.1): Implement Playwright E2E automated test suite (TD-02) and refactor DashboardPage.jsx into modular widgets (TD-03).</w:t>
+        <w:t>• Phase 2 (Short-Term - Release v1.1): Implement Playwright E2E automated test suite (TD-02) and refactor DashboardPage.jsx into modular widgets (TD-03) to ensure maintainability as new features are introduced.</w:t>
       </w:r>
     </w:p>
     <w:p>
@@ -974,7 +974,7 @@
           <w:color w:val="000000"/>
           <w:sz w:val="24"/>
         </w:rPr>
-        <w:t>• Phase 3 (Medium-Term - Release v2.0): Migrate heavy financial report math from client JavaScript to Supabase PostgreSQL RPC stored procedures (TD-05).</w:t>
+        <w:t>• Phase 3 (Medium-Term - Release v2.0): Migrate heavy financial report math from client JavaScript to Supabase PostgreSQL RPC stored procedures (TD-05) to optimize performance for large datasets.</w:t>
       </w:r>
     </w:p>
     <w:sectPr>
